--- a/Documentation/RFP Phase1Documentation_2024-25_250116_130544 (1).docx
+++ b/Documentation/RFP Phase1Documentation_2024-25_250116_130544 (1).docx
@@ -58,28 +58,37 @@
           <w:sz w:val="40"/>
         </w:rPr>
       </w:pPr>
+      <w:proofErr w:type="spellStart"/>
       <w:r>
         <w:rPr>
           <w:b/>
           <w:sz w:val="40"/>
         </w:rPr>
-        <w:t>“</w:t>
-      </w:r>
-      <w:proofErr w:type="spellStart"/>
+        <w:t>TasteTrove</w:t>
+      </w:r>
+      <w:proofErr w:type="spellEnd"/>
       <w:r>
         <w:rPr>
           <w:b/>
           <w:sz w:val="40"/>
         </w:rPr>
-        <w:t>TasteTrove</w:t>
-      </w:r>
-      <w:proofErr w:type="spellEnd"/>
+        <w:t xml:space="preserve">: A Web-Based Application </w:t>
+      </w:r>
+      <w:proofErr w:type="gramStart"/>
       <w:r>
         <w:rPr>
           <w:b/>
           <w:sz w:val="40"/>
         </w:rPr>
-        <w:t>: A Web-Based Application For Finding Everyday Meals With Taste And Nutrition.”</w:t>
+        <w:t>For</w:t>
+      </w:r>
+      <w:proofErr w:type="gramEnd"/>
+      <w:r>
+        <w:rPr>
+          <w:b/>
+          <w:sz w:val="40"/>
+        </w:rPr>
+        <w:t xml:space="preserve"> Finding Everyday Meals With Taste And Nutrition.</w:t>
       </w:r>
     </w:p>
     <w:p>
@@ -390,6 +399,7 @@
         </w:rPr>
       </w:pPr>
       <w:proofErr w:type="spellStart"/>
+      <w:proofErr w:type="gramStart"/>
       <w:r>
         <w:rPr>
           <w:b/>
@@ -398,6 +408,7 @@
         <w:t>B.Nihan</w:t>
       </w:r>
       <w:proofErr w:type="spellEnd"/>
+      <w:proofErr w:type="gramEnd"/>
       <w:r>
         <w:rPr>
           <w:b/>
@@ -449,6 +460,7 @@
         </w:rPr>
       </w:pPr>
       <w:proofErr w:type="spellStart"/>
+      <w:proofErr w:type="gramStart"/>
       <w:r>
         <w:rPr>
           <w:b/>
@@ -458,6 +470,7 @@
         <w:t>B.Prajeeth</w:t>
       </w:r>
       <w:proofErr w:type="spellEnd"/>
+      <w:proofErr w:type="gramEnd"/>
       <w:r>
         <w:rPr>
           <w:b/>
@@ -910,7 +923,7 @@
         <w:sectPr>
           <w:type w:val="continuous"/>
           <w:pgSz w:w="11920" w:h="16850"/>
-          <w:pgMar w:top="1880" w:right="1133" w:bottom="280" w:left="1417" w:header="720" w:footer="720" w:gutter="0"/>
+          <w:pgMar w:top="1418" w:right="1418" w:bottom="1418" w:left="1418" w:header="720" w:footer="720" w:gutter="0"/>
           <w:cols w:space="720"/>
         </w:sectPr>
       </w:pPr>
@@ -1279,22 +1292,22 @@
         </w:rPr>
         <w:t xml:space="preserve">This is to certify that the project work entitled </w:t>
       </w:r>
+      <w:proofErr w:type="spellStart"/>
       <w:r>
         <w:rPr>
           <w:b/>
           <w:color w:val="000000" w:themeColor="text1"/>
           <w:sz w:val="24"/>
         </w:rPr>
-        <w:t>“</w:t>
-      </w:r>
-      <w:proofErr w:type="spellStart"/>
+        <w:t>TasteTrov</w:t>
+      </w:r>
       <w:r>
         <w:rPr>
           <w:b/>
           <w:color w:val="000000" w:themeColor="text1"/>
           <w:sz w:val="24"/>
         </w:rPr>
-        <w:t>TasteTrove</w:t>
+        <w:t>e</w:t>
       </w:r>
       <w:proofErr w:type="spellEnd"/>
       <w:r>
@@ -1303,7 +1316,7 @@
           <w:color w:val="000000" w:themeColor="text1"/>
           <w:sz w:val="24"/>
         </w:rPr>
-        <w:t>”</w:t>
+        <w:t>-A Web Based Application For Finding Everyday Meals With Taste And Nutrition</w:t>
       </w:r>
       <w:r>
         <w:rPr>
@@ -1317,7 +1330,14 @@
         <w:rPr>
           <w:sz w:val="24"/>
         </w:rPr>
-        <w:t>is being submitted by</w:t>
+        <w:t xml:space="preserve">is being submitted </w:t>
+      </w:r>
+      <w:proofErr w:type="gramStart"/>
+      <w:r>
+        <w:rPr>
+          <w:sz w:val="24"/>
+        </w:rPr>
+        <w:t>by</w:t>
       </w:r>
       <w:r>
         <w:rPr>
@@ -1336,7 +1356,14 @@
         <w:rPr>
           <w:sz w:val="24"/>
         </w:rPr>
-        <w:t xml:space="preserve">DILEEP KRISHNA M(23B81A0576) , NIHAN REDDY B (23B81A0589) and PRAJEETH REDDY B(23B81A0592) </w:t>
+        <w:t>DILEEP</w:t>
+      </w:r>
+      <w:proofErr w:type="gramEnd"/>
+      <w:r>
+        <w:rPr>
+          <w:sz w:val="24"/>
+        </w:rPr>
+        <w:t xml:space="preserve"> KRISHNA M(23B81A0576) , NIHAN REDDY B (23B81A0589) and PRAJEETH REDDY B(23B81A0592) </w:t>
       </w:r>
       <w:r>
         <w:rPr>
@@ -1528,7 +1555,66 @@
           <w:b/>
           <w:sz w:val="24"/>
         </w:rPr>
-        <w:t>CSE (Dr. A. Vani Vathsala)</w:t>
+        <w:t>CSE</w:t>
+      </w:r>
+    </w:p>
+    <w:p>
+      <w:pPr>
+        <w:tabs>
+          <w:tab w:val="left" w:pos="5784"/>
+        </w:tabs>
+        <w:spacing w:before="1"/>
+        <w:ind w:left="5784" w:right="997" w:hanging="5764"/>
+        <w:rPr>
+          <w:b/>
+          <w:sz w:val="24"/>
+        </w:rPr>
+      </w:pPr>
+      <w:r>
+        <w:rPr>
+          <w:b/>
+          <w:sz w:val="24"/>
+        </w:rPr>
+        <w:t>(</w:t>
+      </w:r>
+      <w:proofErr w:type="spellStart"/>
+      <w:r>
+        <w:rPr>
+          <w:b/>
+          <w:sz w:val="24"/>
+        </w:rPr>
+        <w:t>Dr.</w:t>
+      </w:r>
+      <w:proofErr w:type="gramStart"/>
+      <w:r>
+        <w:rPr>
+          <w:b/>
+          <w:sz w:val="24"/>
+        </w:rPr>
+        <w:t>M.Swami</w:t>
+      </w:r>
+      <w:proofErr w:type="spellEnd"/>
+      <w:proofErr w:type="gramEnd"/>
+      <w:r>
+        <w:rPr>
+          <w:b/>
+          <w:sz w:val="24"/>
+        </w:rPr>
+        <w:t xml:space="preserve"> Das)</w:t>
+      </w:r>
+      <w:r>
+        <w:rPr>
+          <w:b/>
+          <w:sz w:val="24"/>
+        </w:rPr>
+        <w:tab/>
+      </w:r>
+      <w:r>
+        <w:rPr>
+          <w:b/>
+          <w:sz w:val="24"/>
+        </w:rPr>
+        <w:t xml:space="preserve"> (Dr. A. Vani Vathsala)</w:t>
       </w:r>
     </w:p>
     <w:p>
@@ -1658,15 +1744,17 @@
       <w:r>
         <w:t xml:space="preserve"> </w:t>
       </w:r>
-      <w:r>
-        <w:t>“</w:t>
-      </w:r>
       <w:proofErr w:type="spellStart"/>
       <w:r>
+        <w:rPr>
+          <w:b/>
+          <w:color w:val="000000" w:themeColor="text1"/>
+        </w:rPr>
         <w:t>TasteTrov</w:t>
       </w:r>
       <w:r>
         <w:rPr>
+          <w:b/>
           <w:color w:val="000000" w:themeColor="text1"/>
         </w:rPr>
         <w:t>e</w:t>
@@ -1677,7 +1765,23 @@
           <w:b/>
           <w:color w:val="000000" w:themeColor="text1"/>
         </w:rPr>
-        <w:t>”</w:t>
+        <w:t xml:space="preserve">-A Web Based Application </w:t>
+      </w:r>
+      <w:proofErr w:type="gramStart"/>
+      <w:r>
+        <w:rPr>
+          <w:b/>
+          <w:color w:val="000000" w:themeColor="text1"/>
+        </w:rPr>
+        <w:t>For</w:t>
+      </w:r>
+      <w:proofErr w:type="gramEnd"/>
+      <w:r>
+        <w:rPr>
+          <w:b/>
+          <w:color w:val="000000" w:themeColor="text1"/>
+        </w:rPr>
+        <w:t xml:space="preserve"> Finding Everyday Meals With Taste And Nutrition</w:t>
       </w:r>
       <w:r>
         <w:rPr>
@@ -3600,7 +3704,15 @@
         <w:ind w:left="1434" w:right="5611"/>
       </w:pPr>
       <w:r>
-        <w:t>1. Introduction 2.Literature Survey 3.Requirement</w:t>
+        <w:t xml:space="preserve">1. Introduction </w:t>
+      </w:r>
+      <w:proofErr w:type="gramStart"/>
+      <w:r>
+        <w:t>2.Literature</w:t>
+      </w:r>
+      <w:proofErr w:type="gramEnd"/>
+      <w:r>
+        <w:t xml:space="preserve"> Survey 3.Requirement</w:t>
       </w:r>
       <w:r>
         <w:rPr>
@@ -6081,6 +6193,7 @@
                 <w:spacing w:val="-2"/>
                 <w:sz w:val="24"/>
               </w:rPr>
+              <w:lastRenderedPageBreak/>
               <w:t>Pagination</w:t>
             </w:r>
           </w:p>
@@ -6126,6 +6239,7 @@
               <w:t xml:space="preserve">page numbering, starting from acknowledgements and till the beginning of the introductory chapter, should be printed in small Roman numbers, </w:t>
             </w:r>
             <w:proofErr w:type="spellStart"/>
+            <w:proofErr w:type="gramStart"/>
             <w:r>
               <w:rPr>
                 <w:sz w:val="24"/>
@@ -6133,6 +6247,7 @@
               <w:t>i.e,i</w:t>
             </w:r>
             <w:proofErr w:type="spellEnd"/>
+            <w:proofErr w:type="gramEnd"/>
             <w:r>
               <w:rPr>
                 <w:sz w:val="24"/>
@@ -6665,8 +6780,9 @@
         </w:rPr>
         <w:sectPr>
           <w:pgSz w:w="11920" w:h="16850"/>
-          <w:pgMar w:top="1840" w:right="1133" w:bottom="280" w:left="1417" w:header="720" w:footer="720" w:gutter="0"/>
+          <w:pgMar w:top="1418" w:right="1418" w:bottom="1418" w:left="1418" w:header="720" w:footer="720" w:gutter="0"/>
           <w:cols w:space="720"/>
+          <w:docGrid w:linePitch="299"/>
         </w:sectPr>
       </w:pPr>
     </w:p>
@@ -6715,7 +6831,6 @@
                 <w:spacing w:val="-2"/>
                 <w:sz w:val="24"/>
               </w:rPr>
-              <w:lastRenderedPageBreak/>
               <w:t>Chapters</w:t>
             </w:r>
           </w:p>
@@ -6798,11 +6913,19 @@
               </w:rPr>
               <w:t xml:space="preserve"> </w:t>
             </w:r>
-            <w:r>
-              <w:rPr>
-                <w:sz w:val="24"/>
-              </w:rPr>
-              <w:t xml:space="preserve">New </w:t>
+            <w:proofErr w:type="gramStart"/>
+            <w:r>
+              <w:rPr>
+                <w:sz w:val="24"/>
+              </w:rPr>
+              <w:t>New</w:t>
+            </w:r>
+            <w:proofErr w:type="gramEnd"/>
+            <w:r>
+              <w:rPr>
+                <w:sz w:val="24"/>
+              </w:rPr>
+              <w:t xml:space="preserve"> </w:t>
             </w:r>
             <w:r>
               <w:rPr>
@@ -6855,6 +6978,7 @@
               </w:rPr>
               <w:t xml:space="preserve">Literature Survey </w:t>
             </w:r>
+            <w:proofErr w:type="gramStart"/>
             <w:r>
               <w:rPr>
                 <w:spacing w:val="-2"/>
@@ -6862,6 +6986,7 @@
               </w:rPr>
               <w:t>3.Requirement</w:t>
             </w:r>
+            <w:proofErr w:type="gramEnd"/>
             <w:r>
               <w:rPr>
                 <w:spacing w:val="-11"/>
@@ -6918,8 +7043,17 @@
                 <w:spacing w:val="-2"/>
                 <w:sz w:val="24"/>
               </w:rPr>
-              <w:t>Testing 6.Conclusion</w:t>
-            </w:r>
+              <w:t xml:space="preserve">Testing </w:t>
+            </w:r>
+            <w:proofErr w:type="gramStart"/>
+            <w:r>
+              <w:rPr>
+                <w:spacing w:val="-2"/>
+                <w:sz w:val="24"/>
+              </w:rPr>
+              <w:t>6.Conclusion</w:t>
+            </w:r>
+            <w:proofErr w:type="gramEnd"/>
           </w:p>
         </w:tc>
       </w:tr>
@@ -6994,7 +7128,21 @@
               <w:rPr>
                 <w:sz w:val="24"/>
               </w:rPr>
-              <w:t xml:space="preserve">Each topic Title in a chapter should be properly numbered for example: 2.1, 2.2. etc.,(Bold and Upper case) where, the first digit represents the Chapter number, and second digit, the topic Title </w:t>
+              <w:t xml:space="preserve">Each topic Title in a chapter should be properly numbered for example: 2.1, 2.2. </w:t>
+            </w:r>
+            <w:proofErr w:type="gramStart"/>
+            <w:r>
+              <w:rPr>
+                <w:sz w:val="24"/>
+              </w:rPr>
+              <w:t>etc.,(</w:t>
+            </w:r>
+            <w:proofErr w:type="gramEnd"/>
+            <w:r>
+              <w:rPr>
+                <w:sz w:val="24"/>
+              </w:rPr>
+              <w:t xml:space="preserve">Bold and Upper case) where, the first digit represents the Chapter number, and second digit, the topic Title </w:t>
             </w:r>
             <w:r>
               <w:rPr>
